--- a/docs/Abu-Twins-Staff-System-Handbook.docx
+++ b/docs/Abu-Twins-Staff-System-Handbook.docx
@@ -444,7 +444,7 @@
                 <w:sz w:val="20"/>
                 <w:szCs w:val="20"/>
               </w:rPr>
-              <w:t xml:space="preserve">1.1</w:t>
+              <w:t xml:space="preserve">1.2</w:t>
             </w:r>
           </w:p>
         </w:tc>
@@ -506,7 +506,7 @@
                 <w:sz w:val="20"/>
                 <w:szCs w:val="20"/>
               </w:rPr>
-              <w:t xml:space="preserve">Updated: returns for sales reps, list sell price floor, till search and phone details</w:t>
+              <w:t xml:space="preserve">Updated: sell piece items by quantity on Sell now</w:t>
             </w:r>
           </w:p>
         </w:tc>
@@ -3078,7 +3078,7 @@
           <w:sz w:val="22"/>
           <w:szCs w:val="22"/>
         </w:rPr>
-        <w:t xml:space="preserve">Scan an IMEI, or type to find by IMEI, phone name, brand, category, storage, or accessory. The line shows storage, Uk or Brand new, and colour under the name. You cannot sell under the list sell price unless Super Admin overrides. Selling above the list price is allowed, and Amount received updates with the new total so the day books match.</w:t>
+        <w:t xml:space="preserve">Scan an IMEI, or type to find by IMEI, phone name, brand, category, storage, or a piece item such as a pouch or charger cord. Phones with IMEI or serial stay one unit each. Piece items have a Pieces box on this sale so you can sell as many as you have on hand. The line shows storage, Uk or Brand new, and colour under the name. You cannot sell under the list sell price unless Super Admin overrides. Selling above the list price is allowed, and Amount received updates with the new total so the day books match.</w:t>
       </w:r>
     </w:p>
     <w:p>

--- a/docs/Abu-Twins-Staff-System-Handbook.docx
+++ b/docs/Abu-Twins-Staff-System-Handbook.docx
@@ -444,7 +444,7 @@
                 <w:sz w:val="20"/>
                 <w:szCs w:val="20"/>
               </w:rPr>
-              <w:t xml:space="preserve">1.2</w:t>
+              <w:t xml:space="preserve">1.3</w:t>
             </w:r>
           </w:p>
         </w:tc>
@@ -506,7 +506,7 @@
                 <w:sz w:val="20"/>
                 <w:szCs w:val="20"/>
               </w:rPr>
-              <w:t xml:space="preserve">Updated: sell piece items by quantity on Sell now</w:t>
+              <w:t xml:space="preserve">Updated: initial sell price floor; raise freely for walk-in buyers</w:t>
             </w:r>
           </w:p>
         </w:tc>
@@ -3078,7 +3078,7 @@
           <w:sz w:val="22"/>
           <w:szCs w:val="22"/>
         </w:rPr>
-        <w:t xml:space="preserve">Scan an IMEI, or type to find by IMEI, phone name, brand, category, storage, or a piece item such as a pouch or charger cord. Phones with IMEI or serial stay one unit each. Piece items have a Pieces box on this sale so you can sell as many as you have on hand. The line shows storage, Uk or Brand new, and colour under the name. You cannot sell under the list sell price unless Super Admin overrides. Selling above the list price is allowed, and Amount received updates with the new total so the day books match.</w:t>
+        <w:t xml:space="preserve">Scan an IMEI, or type to find by IMEI, phone name, brand, category, storage, or a piece item such as a pouch or charger cord. Phones with IMEI or serial stay one unit each. Piece items have a Pieces box on this sale so you can sell as many as you have on hand. The line shows storage, Uk or Brand new, and colour under the name. The uploaded initial sell price is the floor (often the wholesale price). You may raise it for a walk-in buyer. You cannot go under it unless the CEO or Super Admin overrides. Amount received updates with the price you charge, and the invoice keeps that amount.</w:t>
       </w:r>
     </w:p>
     <w:p>

--- a/docs/Abu-Twins-Staff-System-Handbook.docx
+++ b/docs/Abu-Twins-Staff-System-Handbook.docx
@@ -4589,7 +4589,7 @@
           <w:sz w:val="22"/>
           <w:szCs w:val="22"/>
         </w:rPr>
-        <w:t xml:space="preserve">A sale must stay at or above the list sell price unless Super Admin overrides. Selling above the list is allowed. Amount received must match the new total.</w:t>
+        <w:t xml:space="preserve">A sale must stay at or above the initial sell price uploaded for that item, unless the CEO or Super Admin overrides. Cashiers may raise the price for a walk-in buyer. The invoice and day books keep the price that was charged.</w:t>
       </w:r>
     </w:p>
     <w:p>
